--- a/template_bai.docx
+++ b/template_bai.docx
@@ -274,7 +274,7 @@
               </wp:anchor>
             </w:drawing>
           </mc:Choice>
-          <mc:Fallback xmlns:oel="http://schemas.microsoft.com/office/2019/extlst" xmlns:w16du="http://schemas.microsoft.com/office/word/2023/wordml/word16du">
+          <mc:Fallback xmlns:w16du="http://schemas.microsoft.com/office/word/2023/wordml/word16du" xmlns:oel="http://schemas.microsoft.com/office/2019/extlst">
             <w:pict>
               <v:shape w14:anchorId="74980971" id="Freeform 3" o:spid="_x0000_s1026" style="position:absolute;margin-left:24pt;margin-top:12.7pt;width:546pt;height:.1pt;z-index:-251654144;visibility:visible;mso-wrap-style:square;mso-width-percent:0;mso-height-percent:0;mso-wrap-distance-left:9pt;mso-wrap-distance-top:0;mso-wrap-distance-right:9pt;mso-wrap-distance-bottom:0;mso-position-horizontal:absolute;mso-position-horizontal-relative:page;mso-position-vertical:absolute;mso-position-vertical-relative:text;mso-width-percent:0;mso-height-percent:0;mso-width-relative:page;mso-height-relative:page;v-text-anchor:top" coordsize="10920,1270" o:gfxdata="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" path="m,l10920,e" filled="f" strokecolor="#1daeec" strokeweight="2pt">
                 <v:path arrowok="t" o:connecttype="custom" o:connectlocs="0,0;6934200,0" o:connectangles="0,0"/>
@@ -406,59 +406,68 @@
         <w:pStyle w:val="Title"/>
         <w:rPr>
           <w:rFonts w:ascii="Arial" w:hAnsi="Arial" w:cs="Arial"/>
+          <w:lang w:val="en-US"/>
+        </w:rPr>
+      </w:pPr>
+      <w:r>
+        <w:rPr>
+          <w:rFonts w:ascii="Arial" w:hAnsi="Arial" w:cs="Arial"/>
+        </w:rPr>
+        <w:t>PENYEDIAAN</w:t>
+      </w:r>
+      <w:r>
+        <w:rPr>
+          <w:rFonts w:ascii="Arial" w:hAnsi="Arial" w:cs="Arial"/>
+          <w:spacing w:val="18"/>
+        </w:rPr>
+        <w:t xml:space="preserve"> </w:t>
+      </w:r>
+      <w:r>
+        <w:rPr>
+          <w:rFonts w:ascii="Arial" w:hAnsi="Arial" w:cs="Arial"/>
+        </w:rPr>
+        <w:t>PELAYANAN</w:t>
+      </w:r>
+      <w:r>
+        <w:rPr>
+          <w:rFonts w:ascii="Arial" w:hAnsi="Arial" w:cs="Arial"/>
+          <w:spacing w:val="18"/>
+        </w:rPr>
+        <w:t xml:space="preserve"> </w:t>
+      </w:r>
+      <w:r>
+        <w:rPr>
+          <w:rFonts w:ascii="Arial" w:hAnsi="Arial" w:cs="Arial"/>
+          <w:lang w:val="en-US"/>
+        </w:rPr>
+        <w:t xml:space="preserve">{{ </w:t>
+      </w:r>
+      <w:proofErr w:type="spellStart"/>
+      <w:r>
+        <w:rPr>
+          <w:rFonts w:ascii="Arial" w:hAnsi="Arial" w:cs="Arial"/>
+          <w:lang w:val="en-US"/>
+        </w:rPr>
+        <w:t>nama_layanan_header</w:t>
+      </w:r>
+      <w:proofErr w:type="spellEnd"/>
+      <w:r>
+        <w:rPr>
+          <w:rFonts w:ascii="Arial" w:hAnsi="Arial" w:cs="Arial"/>
+          <w:lang w:val="en-US"/>
+        </w:rPr>
+        <w:t xml:space="preserve"> }}</w:t>
+      </w:r>
+    </w:p>
+    <w:p>
+      <w:pPr>
+        <w:pStyle w:val="Title"/>
+        <w:rPr>
+          <w:rFonts w:ascii="Arial" w:hAnsi="Arial" w:cs="Arial"/>
           <w:sz w:val="29"/>
           <w:lang w:val="en-US"/>
         </w:rPr>
       </w:pPr>
-      <w:r>
-        <w:rPr>
-          <w:rFonts w:ascii="Arial" w:hAnsi="Arial" w:cs="Arial"/>
-        </w:rPr>
-        <w:t>PENYEDIAAN</w:t>
-      </w:r>
-      <w:r>
-        <w:rPr>
-          <w:rFonts w:ascii="Arial" w:hAnsi="Arial" w:cs="Arial"/>
-          <w:spacing w:val="18"/>
-        </w:rPr>
-        <w:t xml:space="preserve"> </w:t>
-      </w:r>
-      <w:r>
-        <w:rPr>
-          <w:rFonts w:ascii="Arial" w:hAnsi="Arial" w:cs="Arial"/>
-        </w:rPr>
-        <w:t>PELAYANAN</w:t>
-      </w:r>
-      <w:r>
-        <w:rPr>
-          <w:rFonts w:ascii="Arial" w:hAnsi="Arial" w:cs="Arial"/>
-          <w:spacing w:val="18"/>
-        </w:rPr>
-        <w:t xml:space="preserve"> </w:t>
-      </w:r>
-      <w:r>
-        <w:rPr>
-          <w:rFonts w:ascii="Arial" w:hAnsi="Arial" w:cs="Arial"/>
-          <w:lang w:val="en-US"/>
-        </w:rPr>
-        <w:t xml:space="preserve">{{ </w:t>
-      </w:r>
-      <w:proofErr w:type="spellStart"/>
-      <w:r>
-        <w:rPr>
-          <w:rFonts w:ascii="Arial" w:hAnsi="Arial" w:cs="Arial"/>
-          <w:lang w:val="en-US"/>
-        </w:rPr>
-        <w:t>nama_layanan_header</w:t>
-      </w:r>
-      <w:proofErr w:type="spellEnd"/>
-      <w:r>
-        <w:rPr>
-          <w:rFonts w:ascii="Arial" w:hAnsi="Arial" w:cs="Arial"/>
-          <w:lang w:val="en-US"/>
-        </w:rPr>
-        <w:t xml:space="preserve"> }}</w:t>
-      </w:r>
     </w:p>
     <w:p>
       <w:pPr>
@@ -753,14 +762,7 @@
           <w:rFonts w:ascii="Arial" w:hAnsi="Arial" w:cs="Arial"/>
           <w:w w:val="97"/>
         </w:rPr>
-        <w:t>{{ tahun_terbilang }}</w:t>
-      </w:r>
-      <w:r>
-        <w:rPr>
-          <w:rFonts w:ascii="Arial" w:hAnsi="Arial" w:cs="Arial"/>
-          <w:w w:val="97"/>
-        </w:rPr>
-        <w:t xml:space="preserve"> </w:t>
+        <w:t xml:space="preserve">{{ tahun_terbilang }} </w:t>
       </w:r>
       <w:r>
         <w:rPr>
@@ -968,14 +970,7 @@
           <w:rFonts w:ascii="Arial" w:hAnsi="Arial" w:cs="Arial"/>
           <w:w w:val="110"/>
         </w:rPr>
-        <w:t>{{ detail_layanan }}</w:t>
-      </w:r>
-      <w:r>
-        <w:rPr>
-          <w:rFonts w:ascii="Arial" w:hAnsi="Arial" w:cs="Arial"/>
-          <w:w w:val="110"/>
-        </w:rPr>
-        <w:t>.</w:t>
+        <w:t>{{ detail_layanan }}.</w:t>
       </w:r>
     </w:p>
     <w:p>
@@ -2307,7 +2302,7 @@
                 <w:tab w:val="left" w:pos="6953"/>
               </w:tabs>
               <w:spacing w:before="139" w:line="333" w:lineRule="auto"/>
-              <w:ind w:left="774" w:right="1867"/>
+              <w:ind w:left="1691" w:right="1867"/>
               <w:rPr>
                 <w:rFonts w:ascii="Arial" w:hAnsi="Arial" w:cs="Arial"/>
                 <w:lang w:val="en-US"/>
@@ -2459,7 +2454,7 @@
                 <w:tab w:val="left" w:pos="6953"/>
               </w:tabs>
               <w:spacing w:before="139" w:line="333" w:lineRule="auto"/>
-              <w:ind w:left="490" w:right="1867"/>
+              <w:ind w:left="2117" w:right="1867" w:hanging="709"/>
               <w:rPr>
                 <w:rFonts w:ascii="Arial" w:hAnsi="Arial" w:cs="Arial"/>
                 <w:lang w:val="en-US"/>
